--- a/pr-preview/pr-273/chapters/mathematical-writing-tracked-changes.docx
+++ b/pr-preview/pr-273/chapters/mathematical-writing-tracked-changes.docx
@@ -26,7 +26,7 @@
       </w:pPr>
       <w:ins w:id="2" w:author="PR Preview" w:date="2026-01-01T00:00:00Z">
         <w:r>
-          <w:t xml:space="preserve">Last modified: 2026-10-18 14:32:31 (PDT)</w:t>
+          <w:t xml:space="preserve">Last modified: 2026-10-18 14:37:39 (PDT)</w:t>
         </w:r>
       </w:ins>
     </w:p>
@@ -853,7 +853,7 @@
             <w:b/>
             <w:bCs/>
           </w:rPr>
-          <w:t xml:space="preserve">Example 3</w:t>
+          <w:t xml:space="preserve">Example 3 (A sentence that names the wrong average)</w:t>
         </w:r>
       </w:ins>
       <w:ins w:id="12" w:author="PR Preview" w:date="2026-01-01T00:00:00Z">
@@ -873,7 +873,7 @@
       </w:ins>
       <w:ins w:id="15" w:author="PR Preview" w:date="2026-01-01T00:00:00Z">
         <w:r>
-          <w:t xml:space="preserve">$\E{(Y - f(x))^2}$</w:t>
+          <w:t xml:space="preserve">$\E{\paren{\newoutvar - \predvalf{\predvar}}^2}$</w:t>
         </w:r>
       </w:ins>
       <w:ins w:id="16" w:author="PR Preview" w:date="2026-01-01T00:00:00Z">
@@ -886,97 +886,97 @@
           <w:t xml:space="preserve"> </w:t>
         </w:r>
       </w:ins>
-      <m:oMath>
-        <m:r>
-          <m:t>x</m:t>
-        </m:r>
-      </m:oMath>
       <w:ins w:id="18" w:author="PR Preview" w:date="2026-01-01T00:00:00Z">
         <w:r>
+          <w:t xml:space="preserve">$\predvar$</w:t>
+        </w:r>
+      </w:ins>
+      <w:ins w:id="19" w:author="PR Preview" w:date="2026-01-01T00:00:00Z">
+        <w:r>
           <w:t xml:space="preserve">.</w:t>
         </w:r>
       </w:ins>
-      <w:ins w:id="19" w:author="PR Preview" w:date="2026-01-01T00:00:00Z">
+      <w:ins w:id="20" w:author="PR Preview" w:date="2026-01-01T00:00:00Z">
         <w:r>
           <w:t xml:space="preserve"> </w:t>
         </w:r>
       </w:ins>
-      <w:ins w:id="20" w:author="PR Preview" w:date="2026-01-01T00:00:00Z">
+      <w:ins w:id="21" w:author="PR Preview" w:date="2026-01-01T00:00:00Z">
         <w:r>
           <w:t xml:space="preserve">The sentence</w:t>
         </w:r>
       </w:ins>
-      <w:ins w:id="21" w:author="PR Preview" w:date="2026-01-01T00:00:00Z">
+      <w:ins w:id="22" w:author="PR Preview" w:date="2026-01-01T00:00:00Z">
         <w:r>
           <w:t xml:space="preserve"> </w:t>
         </w:r>
       </w:ins>
-      <w:ins w:id="22" w:author="PR Preview" w:date="2026-01-01T00:00:00Z">
+      <w:ins w:id="23" w:author="PR Preview" w:date="2026-01-01T00:00:00Z">
         <w:r>
           <w:t xml:space="preserve">“the average squared error over the training set”</w:t>
         </w:r>
       </w:ins>
-      <w:ins w:id="23" w:author="PR Preview" w:date="2026-01-01T00:00:00Z">
+      <w:ins w:id="24" w:author="PR Preview" w:date="2026-01-01T00:00:00Z">
         <w:r>
           <w:t xml:space="preserve"> </w:t>
         </w:r>
       </w:ins>
-      <w:ins w:id="24" w:author="PR Preview" w:date="2026-01-01T00:00:00Z">
+      <w:ins w:id="25" w:author="PR Preview" w:date="2026-01-01T00:00:00Z">
         <w:r>
           <w:t xml:space="preserve">does not describe it.</w:t>
         </w:r>
       </w:ins>
-      <w:ins w:id="25" w:author="PR Preview" w:date="2026-01-01T00:00:00Z">
+      <w:ins w:id="26" w:author="PR Preview" w:date="2026-01-01T00:00:00Z">
         <w:r>
           <w:t xml:space="preserve"> </w:t>
         </w:r>
       </w:ins>
-      <w:ins w:id="26" w:author="PR Preview" w:date="2026-01-01T00:00:00Z">
+      <w:ins w:id="27" w:author="PR Preview" w:date="2026-01-01T00:00:00Z">
         <w:r>
           <w:t xml:space="preserve">It names a sample average over many observations.</w:t>
         </w:r>
       </w:ins>
-      <w:ins w:id="27" w:author="PR Preview" w:date="2026-01-01T00:00:00Z">
+      <w:ins w:id="28" w:author="PR Preview" w:date="2026-01-01T00:00:00Z">
         <w:r>
           <w:t xml:space="preserve"> </w:t>
         </w:r>
       </w:ins>
-      <w:ins w:id="28" w:author="PR Preview" w:date="2026-01-01T00:00:00Z">
+      <w:ins w:id="29" w:author="PR Preview" w:date="2026-01-01T00:00:00Z">
         <w:r>
           <w:t xml:space="preserve">Write</w:t>
         </w:r>
       </w:ins>
-      <w:ins w:id="29" w:author="PR Preview" w:date="2026-01-01T00:00:00Z">
+      <w:ins w:id="30" w:author="PR Preview" w:date="2026-01-01T00:00:00Z">
         <w:r>
           <w:t xml:space="preserve"> </w:t>
         </w:r>
       </w:ins>
-      <w:ins w:id="30" w:author="PR Preview" w:date="2026-01-01T00:00:00Z">
+      <w:ins w:id="31" w:author="PR Preview" w:date="2026-01-01T00:00:00Z">
         <w:r>
           <w:t xml:space="preserve">“the expected squared prediction error at</w:t>
         </w:r>
       </w:ins>
-      <w:ins w:id="31" w:author="PR Preview" w:date="2026-01-01T00:00:00Z">
+      <w:ins w:id="32" w:author="PR Preview" w:date="2026-01-01T00:00:00Z">
         <w:r>
           <w:t xml:space="preserve"> </w:t>
         </w:r>
       </w:ins>
-      <m:oMath>
-        <m:r>
-          <m:t>x</m:t>
-        </m:r>
-      </m:oMath>
-      <w:ins w:id="32" w:author="PR Preview" w:date="2026-01-01T00:00:00Z">
+      <w:ins w:id="33" w:author="PR Preview" w:date="2026-01-01T00:00:00Z">
+        <w:r>
+          <w:t xml:space="preserve">$\predvar$</w:t>
+        </w:r>
+      </w:ins>
+      <w:ins w:id="34" w:author="PR Preview" w:date="2026-01-01T00:00:00Z">
         <w:r>
           <w:t xml:space="preserve">”</w:t>
         </w:r>
       </w:ins>
-      <w:ins w:id="33" w:author="PR Preview" w:date="2026-01-01T00:00:00Z">
+      <w:ins w:id="35" w:author="PR Preview" w:date="2026-01-01T00:00:00Z">
         <w:r>
           <w:t xml:space="preserve"> </w:t>
         </w:r>
       </w:ins>
-      <w:ins w:id="34" w:author="PR Preview" w:date="2026-01-01T00:00:00Z">
+      <w:ins w:id="36" w:author="PR Preview" w:date="2026-01-01T00:00:00Z">
         <w:r>
           <w:t xml:space="preserve">instead.</w:t>
         </w:r>
@@ -987,38 +987,38 @@
       <w:pPr>
         <w:pStyle w:val="BodyText"/>
       </w:pPr>
-      <w:ins w:id="35" w:author="PR Preview" w:date="2026-01-01T00:00:00Z">
+      <w:ins w:id="37" w:author="PR Preview" w:date="2026-01-01T00:00:00Z">
         <w:r>
           <w:t xml:space="preserve">Before you submit, reread each formula next to the sentence that describes it.</w:t>
         </w:r>
       </w:ins>
-      <w:ins w:id="36" w:author="PR Preview" w:date="2026-01-01T00:00:00Z">
+      <w:ins w:id="38" w:author="PR Preview" w:date="2026-01-01T00:00:00Z">
         <w:r>
           <w:t xml:space="preserve"> </w:t>
         </w:r>
       </w:ins>
-      <w:ins w:id="37" w:author="PR Preview" w:date="2026-01-01T00:00:00Z">
+      <w:ins w:id="39" w:author="PR Preview" w:date="2026-01-01T00:00:00Z">
         <w:r>
           <w:t xml:space="preserve">Do the same after every edit to either one.</w:t>
         </w:r>
       </w:ins>
-      <w:ins w:id="38" w:author="PR Preview" w:date="2026-01-01T00:00:00Z">
+      <w:ins w:id="40" w:author="PR Preview" w:date="2026-01-01T00:00:00Z">
         <w:r>
           <w:t xml:space="preserve"> </w:t>
         </w:r>
       </w:ins>
-      <w:ins w:id="39" w:author="PR Preview" w:date="2026-01-01T00:00:00Z">
+      <w:ins w:id="41" w:author="PR Preview" w:date="2026-01-01T00:00:00Z">
         <w:r>
           <w:t xml:space="preserve">Related rules cover</w:t>
         </w:r>
       </w:ins>
-      <w:ins w:id="40" w:author="PR Preview" w:date="2026-01-01T00:00:00Z">
+      <w:ins w:id="42" w:author="PR Preview" w:date="2026-01-01T00:00:00Z">
         <w:r>
           <w:t xml:space="preserve"> </w:t>
         </w:r>
       </w:ins>
       <w:hyperlink r:id="rId20">
-        <w:ins w:id="41" w:author="PR Preview" w:date="2026-01-01T00:00:00Z">
+        <w:ins w:id="43" w:author="PR Preview" w:date="2026-01-01T00:00:00Z">
           <w:r>
             <w:rPr>
               <w:rStyle w:val="Hyperlink"/>
@@ -1027,23 +1027,23 @@
           </w:r>
         </w:ins>
       </w:hyperlink>
-      <w:ins w:id="42" w:author="PR Preview" w:date="2026-01-01T00:00:00Z">
+      <w:ins w:id="44" w:author="PR Preview" w:date="2026-01-01T00:00:00Z">
         <w:r>
           <w:t xml:space="preserve"> </w:t>
         </w:r>
       </w:ins>
-      <w:ins w:id="43" w:author="PR Preview" w:date="2026-01-01T00:00:00Z">
+      <w:ins w:id="45" w:author="PR Preview" w:date="2026-01-01T00:00:00Z">
         <w:r>
           <w:t xml:space="preserve">and</w:t>
         </w:r>
       </w:ins>
-      <w:ins w:id="44" w:author="PR Preview" w:date="2026-01-01T00:00:00Z">
+      <w:ins w:id="46" w:author="PR Preview" w:date="2026-01-01T00:00:00Z">
         <w:r>
           <w:t xml:space="preserve"> </w:t>
         </w:r>
       </w:ins>
       <w:hyperlink r:id="rId21">
-        <w:ins w:id="45" w:author="PR Preview" w:date="2026-01-01T00:00:00Z">
+        <w:ins w:id="47" w:author="PR Preview" w:date="2026-01-01T00:00:00Z">
           <w:r>
             <w:rPr>
               <w:rStyle w:val="Hyperlink"/>
@@ -1052,7 +1052,7 @@
           </w:r>
         </w:ins>
       </w:hyperlink>
-      <w:ins w:id="46" w:author="PR Preview" w:date="2026-01-01T00:00:00Z">
+      <w:ins w:id="48" w:author="PR Preview" w:date="2026-01-01T00:00:00Z">
         <w:r>
           <w:t xml:space="preserve">.</w:t>
         </w:r>
@@ -1106,7 +1106,7 @@
       <w:pPr>
         <w:pStyle w:val="BodyText"/>
       </w:pPr>
-      <w:del w:id="47" w:author="PR Preview" w:date="2026-01-01T00:00:00Z">
+      <w:del w:id="49" w:author="PR Preview" w:date="2026-01-01T00:00:00Z">
         <w:r>
           <w:rPr>
             <w:b/>
@@ -1115,12 +1115,12 @@
           <w:delText xml:space="preserve">Example 3 (Introducing a theorem)</w:delText>
         </w:r>
       </w:del>
-      <w:del w:id="48" w:author="PR Preview" w:date="2026-01-01T00:00:00Z">
+      <w:del w:id="50" w:author="PR Preview" w:date="2026-01-01T00:00:00Z">
         <w:r>
           <w:delText xml:space="preserve"> </w:delText>
         </w:r>
       </w:del>
-      <w:del w:id="49" w:author="PR Preview" w:date="2026-01-01T00:00:00Z">
+      <w:del w:id="51" w:author="PR Preview" w:date="2026-01-01T00:00:00Z">
         <w:r>
           <w:delText xml:space="preserve"> </w:delText>
         </w:r>
@@ -1130,7 +1130,7 @@
       <w:pPr>
         <w:pStyle w:val="BodyText"/>
       </w:pPr>
-      <w:ins w:id="50" w:author="PR Preview" w:date="2026-01-01T00:00:00Z">
+      <w:ins w:id="52" w:author="PR Preview" w:date="2026-01-01T00:00:00Z">
         <w:r>
           <w:rPr>
             <w:b/>
@@ -1139,12 +1139,12 @@
           <w:t xml:space="preserve">Example 4 (Introducing a theorem)</w:t>
         </w:r>
       </w:ins>
-      <w:ins w:id="51" w:author="PR Preview" w:date="2026-01-01T00:00:00Z">
+      <w:ins w:id="53" w:author="PR Preview" w:date="2026-01-01T00:00:00Z">
         <w:r>
           <w:t xml:space="preserve"> </w:t>
         </w:r>
       </w:ins>
-      <w:ins w:id="52" w:author="PR Preview" w:date="2026-01-01T00:00:00Z">
+      <w:ins w:id="54" w:author="PR Preview" w:date="2026-01-01T00:00:00Z">
         <w:r>
           <w:t xml:space="preserve"> </w:t>
         </w:r>
